--- a/app/static/templates/Kiralama_Formu_TASLAK.docx
+++ b/app/static/templates/Kiralama_Formu_TASLAK.docx
@@ -119,6 +119,71 @@
       <w:proofErr w:type="spellEnd"/>
       <w:r>
         <w:t xml:space="preserve"> }</w:t>
+      </w:r>
+      <w:proofErr w:type="gramEnd"/>
+      <w:r>
+        <w:t>}</w:t>
+      </w:r>
+    </w:p>
+    <w:p>
+      <w:r>
+        <w:rPr>
+          <w:b/>
+          <w:bCs/>
+        </w:rPr>
+        <w:t xml:space="preserve">Sözleşme Referans </w:t>
+      </w:r>
+      <w:proofErr w:type="spellStart"/>
+      <w:r>
+        <w:rPr>
+          <w:b/>
+          <w:bCs/>
+        </w:rPr>
+        <w:t>Trh</w:t>
+      </w:r>
+      <w:proofErr w:type="spellEnd"/>
+      <w:r>
+        <w:rPr>
+          <w:b/>
+          <w:bCs/>
+        </w:rPr>
+        <w:t>:</w:t>
+      </w:r>
+      <w:r>
+        <w:rPr>
+          <w:rFonts w:ascii="Consolas" w:eastAsia="Times New Roman" w:hAnsi="Consolas" w:cs="Times New Roman"/>
+          <w:color w:val="CE9178"/>
+          <w:sz w:val="21"/>
+          <w:szCs w:val="21"/>
+          <w:lang w:eastAsia="tr-TR"/>
+        </w:rPr>
+        <w:t xml:space="preserve"> </w:t>
+      </w:r>
+      <w:proofErr w:type="gramStart"/>
+      <w:r>
+        <w:t>{{</w:t>
+      </w:r>
+      <w:r>
+        <w:t xml:space="preserve"> </w:t>
+      </w:r>
+      <w:proofErr w:type="spellStart"/>
+      <w:r>
+        <w:t>genel</w:t>
+      </w:r>
+      <w:proofErr w:type="gramEnd"/>
+      <w:r>
+        <w:t>_sozlesme_</w:t>
+      </w:r>
+      <w:proofErr w:type="gramStart"/>
+      <w:r>
+        <w:t>trh</w:t>
+      </w:r>
+      <w:proofErr w:type="spellEnd"/>
+      <w:r>
+        <w:t xml:space="preserve"> </w:t>
+      </w:r>
+      <w:r>
+        <w:t>}</w:t>
       </w:r>
       <w:proofErr w:type="gramEnd"/>
       <w:r>
@@ -2129,7 +2194,6 @@
   <w:style w:type="character" w:default="1" w:styleId="VarsaylanParagrafYazTipi">
     <w:name w:val="Default Paragraph Font"/>
     <w:uiPriority w:val="1"/>
-    <w:semiHidden/>
     <w:unhideWhenUsed/>
   </w:style>
   <w:style w:type="table" w:default="1" w:styleId="NormalTablo">

--- a/app/static/templates/Kiralama_Formu_TASLAK.docx
+++ b/app/static/templates/Kiralama_Formu_TASLAK.docx
@@ -12,6 +12,407 @@
           <w:sz w:val="21"/>
         </w:rPr>
       </w:pPr>
+      <w:r>
+        <w:rPr>
+          <w:noProof/>
+        </w:rPr>
+        <mc:AlternateContent>
+          <mc:Choice Requires="wps">
+            <w:drawing>
+              <wp:anchor distT="45720" distB="45720" distL="114300" distR="114300" simplePos="0" relativeHeight="251668480" behindDoc="1" locked="0" layoutInCell="1" allowOverlap="1" wp14:anchorId="6D891D91" wp14:editId="108682B5">
+                <wp:simplePos x="0" y="0"/>
+                <wp:positionH relativeFrom="column">
+                  <wp:posOffset>-19050</wp:posOffset>
+                </wp:positionH>
+                <wp:positionV relativeFrom="paragraph">
+                  <wp:posOffset>-311150</wp:posOffset>
+                </wp:positionV>
+                <wp:extent cx="3409950" cy="780415"/>
+                <wp:effectExtent l="0" t="0" r="0" b="635"/>
+                <wp:wrapNone/>
+                <wp:docPr id="1724406421" name="Metin Kutusu 2"/>
+                <wp:cNvGraphicFramePr>
+                  <a:graphicFrameLocks xmlns:a="http://schemas.openxmlformats.org/drawingml/2006/main"/>
+                </wp:cNvGraphicFramePr>
+                <a:graphic xmlns:a="http://schemas.openxmlformats.org/drawingml/2006/main">
+                  <a:graphicData uri="http://schemas.microsoft.com/office/word/2010/wordprocessingShape">
+                    <wps:wsp>
+                      <wps:cNvSpPr txBox="1">
+                        <a:spLocks noChangeArrowheads="1"/>
+                      </wps:cNvSpPr>
+                      <wps:spPr bwMode="auto">
+                        <a:xfrm>
+                          <a:off x="0" y="0"/>
+                          <a:ext cx="3409950" cy="780415"/>
+                        </a:xfrm>
+                        <a:prstGeom prst="rect">
+                          <a:avLst/>
+                        </a:prstGeom>
+                        <a:solidFill>
+                          <a:srgbClr val="FFFFFF"/>
+                        </a:solidFill>
+                        <a:ln w="9525">
+                          <a:noFill/>
+                          <a:miter lim="800000"/>
+                          <a:headEnd/>
+                          <a:tailEnd/>
+                        </a:ln>
+                      </wps:spPr>
+                      <wps:txbx>
+                        <w:txbxContent>
+                          <w:p>
+                            <w:pPr>
+                              <w:spacing w:before="1" w:line="217" w:lineRule="exact"/>
+                              <w:ind w:right="-402"/>
+                              <w:rPr>
+                                <w:sz w:val="18"/>
+                              </w:rPr>
+                            </w:pPr>
+                            <w:r>
+                              <w:rPr>
+                                <w:sz w:val="18"/>
+                              </w:rPr>
+                              <w:t>Sözleşme</w:t>
+                            </w:r>
+                            <w:r>
+                              <w:rPr>
+                                <w:spacing w:val="-2"/>
+                                <w:sz w:val="18"/>
+                              </w:rPr>
+                              <w:t xml:space="preserve"> </w:t>
+                            </w:r>
+                            <w:r>
+                              <w:rPr>
+                                <w:sz w:val="18"/>
+                              </w:rPr>
+                              <w:t>No</w:t>
+                            </w:r>
+                            <w:r>
+                              <w:rPr>
+                                <w:sz w:val="18"/>
+                              </w:rPr>
+                              <w:tab/>
+                              <w:t>:</w:t>
+                            </w:r>
+                            <w:r>
+                              <w:t xml:space="preserve"> </w:t>
+                            </w:r>
+                            <w:proofErr w:type="gramStart"/>
+                            <w:r>
+                              <w:t xml:space="preserve">{{ </w:t>
+                            </w:r>
+                            <w:proofErr w:type="spellStart"/>
+                            <w:r>
+                              <w:t>genel</w:t>
+                            </w:r>
+                            <w:proofErr w:type="gramEnd"/>
+                            <w:r>
+                              <w:t>_sozlesme_</w:t>
+                            </w:r>
+                            <w:proofErr w:type="gramStart"/>
+                            <w:r>
+                              <w:t>no</w:t>
+                            </w:r>
+                            <w:proofErr w:type="spellEnd"/>
+                            <w:r>
+                              <w:t xml:space="preserve"> }</w:t>
+                            </w:r>
+                            <w:proofErr w:type="gramEnd"/>
+                            <w:r>
+                              <w:t>}</w:t>
+                            </w:r>
+                            <w:r>
+                              <w:rPr>
+                                <w:sz w:val="18"/>
+                              </w:rPr>
+                              <w:t xml:space="preserve">                                                         Sözleşme</w:t>
+                            </w:r>
+                            <w:r>
+                              <w:rPr>
+                                <w:spacing w:val="-4"/>
+                                <w:sz w:val="18"/>
+                              </w:rPr>
+                              <w:t xml:space="preserve"> </w:t>
+                            </w:r>
+                            <w:r>
+                              <w:rPr>
+                                <w:sz w:val="18"/>
+                              </w:rPr>
+                              <w:t>Başlangıç</w:t>
+                            </w:r>
+                            <w:r>
+                              <w:rPr>
+                                <w:spacing w:val="-3"/>
+                                <w:sz w:val="18"/>
+                              </w:rPr>
+                              <w:t xml:space="preserve"> </w:t>
+                            </w:r>
+                            <w:proofErr w:type="gramStart"/>
+                            <w:r>
+                              <w:rPr>
+                                <w:sz w:val="18"/>
+                              </w:rPr>
+                              <w:t xml:space="preserve">Tarihi  </w:t>
+                            </w:r>
+                            <w:r>
+                              <w:rPr>
+                                <w:sz w:val="20"/>
+                                <w:szCs w:val="24"/>
+                              </w:rPr>
+                              <w:t>:</w:t>
+                            </w:r>
+                            <w:proofErr w:type="gramEnd"/>
+                            <w:r>
+                              <w:rPr>
+                                <w:sz w:val="24"/>
+                                <w:szCs w:val="24"/>
+                              </w:rPr>
+                              <w:t xml:space="preserve"> </w:t>
+                            </w:r>
+                            <w:proofErr w:type="gramStart"/>
+                            <w:r>
+                              <w:rPr>
+                                <w:szCs w:val="28"/>
+                              </w:rPr>
+                              <w:t xml:space="preserve">{{ </w:t>
+                            </w:r>
+                            <w:proofErr w:type="spellStart"/>
+                            <w:r>
+                              <w:rPr>
+                                <w:szCs w:val="28"/>
+                              </w:rPr>
+                              <w:t>genel</w:t>
+                            </w:r>
+                            <w:proofErr w:type="gramEnd"/>
+                            <w:r>
+                              <w:rPr>
+                                <w:szCs w:val="28"/>
+                              </w:rPr>
+                              <w:t>_sozlesme_</w:t>
+                            </w:r>
+                            <w:proofErr w:type="gramStart"/>
+                            <w:r>
+                              <w:rPr>
+                                <w:szCs w:val="28"/>
+                              </w:rPr>
+                              <w:t>trh</w:t>
+                            </w:r>
+                            <w:proofErr w:type="spellEnd"/>
+                            <w:r>
+                              <w:rPr>
+                                <w:szCs w:val="28"/>
+                              </w:rPr>
+                              <w:t xml:space="preserve"> }</w:t>
+                            </w:r>
+                            <w:proofErr w:type="gramEnd"/>
+                            <w:r>
+                              <w:rPr>
+                                <w:szCs w:val="28"/>
+                              </w:rPr>
+                              <w:t>}</w:t>
+                            </w:r>
+                          </w:p>
+                          <w:p>
+                            <w:pPr>
+                              <w:tabs>
+                                <w:tab w:val="left" w:pos="1843"/>
+                              </w:tabs>
+                              <w:ind w:right="-121" w:firstLine="284"/>
+                            </w:pPr>
+                          </w:p>
+                        </w:txbxContent>
+                      </wps:txbx>
+                      <wps:bodyPr rot="0" vert="horz" wrap="square" lIns="91440" tIns="45720" rIns="91440" bIns="45720" anchor="t" anchorCtr="0">
+                        <a:noAutofit/>
+                      </wps:bodyPr>
+                    </wps:wsp>
+                  </a:graphicData>
+                </a:graphic>
+                <wp14:sizeRelH relativeFrom="margin">
+                  <wp14:pctWidth>0</wp14:pctWidth>
+                </wp14:sizeRelH>
+                <wp14:sizeRelV relativeFrom="margin">
+                  <wp14:pctHeight>0</wp14:pctHeight>
+                </wp14:sizeRelV>
+              </wp:anchor>
+            </w:drawing>
+          </mc:Choice>
+          <mc:Fallback>
+            <w:pict>
+              <v:shapetype w14:anchorId="6D891D91" id="_x0000_t202" coordsize="21600,21600" o:spt="202" path="m,l,21600r21600,l21600,xe">
+                <v:stroke joinstyle="miter"/>
+                <v:path gradientshapeok="t" o:connecttype="rect"/>
+              </v:shapetype>
+              <v:shape id="Metin Kutusu 2" o:spid="_x0000_s1026" type="#_x0000_t202" style="position:absolute;margin-left:-1.5pt;margin-top:-24.5pt;width:268.5pt;height:61.45pt;z-index:-251648000;visibility:visible;mso-wrap-style:square;mso-width-percent:0;mso-height-percent:0;mso-wrap-distance-left:9pt;mso-wrap-distance-top:3.6pt;mso-wrap-distance-right:9pt;mso-wrap-distance-bottom:3.6pt;mso-position-horizontal:absolute;mso-position-horizontal-relative:text;mso-position-vertical:absolute;mso-position-vertical-relative:text;mso-width-percent:0;mso-height-percent:0;mso-width-relative:margin;mso-height-relative:margin;v-text-anchor:top" o:gfxdata="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" stroked="f">
+                <v:textbox>
+                  <w:txbxContent>
+                    <w:p>
+                      <w:pPr>
+                        <w:spacing w:before="1" w:line="217" w:lineRule="exact"/>
+                        <w:ind w:right="-402"/>
+                        <w:rPr>
+                          <w:sz w:val="18"/>
+                        </w:rPr>
+                      </w:pPr>
+                      <w:r>
+                        <w:rPr>
+                          <w:sz w:val="18"/>
+                        </w:rPr>
+                        <w:t>Sözleşme</w:t>
+                      </w:r>
+                      <w:r>
+                        <w:rPr>
+                          <w:spacing w:val="-2"/>
+                          <w:sz w:val="18"/>
+                        </w:rPr>
+                        <w:t xml:space="preserve"> </w:t>
+                      </w:r>
+                      <w:r>
+                        <w:rPr>
+                          <w:sz w:val="18"/>
+                        </w:rPr>
+                        <w:t>No</w:t>
+                      </w:r>
+                      <w:r>
+                        <w:rPr>
+                          <w:sz w:val="18"/>
+                        </w:rPr>
+                        <w:tab/>
+                        <w:t>:</w:t>
+                      </w:r>
+                      <w:r>
+                        <w:t xml:space="preserve"> </w:t>
+                      </w:r>
+                      <w:proofErr w:type="gramStart"/>
+                      <w:r>
+                        <w:t xml:space="preserve">{{ </w:t>
+                      </w:r>
+                      <w:proofErr w:type="spellStart"/>
+                      <w:r>
+                        <w:t>genel</w:t>
+                      </w:r>
+                      <w:proofErr w:type="gramEnd"/>
+                      <w:r>
+                        <w:t>_sozlesme_</w:t>
+                      </w:r>
+                      <w:proofErr w:type="gramStart"/>
+                      <w:r>
+                        <w:t>no</w:t>
+                      </w:r>
+                      <w:proofErr w:type="spellEnd"/>
+                      <w:r>
+                        <w:t xml:space="preserve"> }</w:t>
+                      </w:r>
+                      <w:proofErr w:type="gramEnd"/>
+                      <w:r>
+                        <w:t>}</w:t>
+                      </w:r>
+                      <w:r>
+                        <w:rPr>
+                          <w:sz w:val="18"/>
+                        </w:rPr>
+                        <w:t xml:space="preserve">                                                         Sözleşme</w:t>
+                      </w:r>
+                      <w:r>
+                        <w:rPr>
+                          <w:spacing w:val="-4"/>
+                          <w:sz w:val="18"/>
+                        </w:rPr>
+                        <w:t xml:space="preserve"> </w:t>
+                      </w:r>
+                      <w:r>
+                        <w:rPr>
+                          <w:sz w:val="18"/>
+                        </w:rPr>
+                        <w:t>Başlangıç</w:t>
+                      </w:r>
+                      <w:r>
+                        <w:rPr>
+                          <w:spacing w:val="-3"/>
+                          <w:sz w:val="18"/>
+                        </w:rPr>
+                        <w:t xml:space="preserve"> </w:t>
+                      </w:r>
+                      <w:proofErr w:type="gramStart"/>
+                      <w:r>
+                        <w:rPr>
+                          <w:sz w:val="18"/>
+                        </w:rPr>
+                        <w:t xml:space="preserve">Tarihi  </w:t>
+                      </w:r>
+                      <w:r>
+                        <w:rPr>
+                          <w:sz w:val="20"/>
+                          <w:szCs w:val="24"/>
+                        </w:rPr>
+                        <w:t>:</w:t>
+                      </w:r>
+                      <w:proofErr w:type="gramEnd"/>
+                      <w:r>
+                        <w:rPr>
+                          <w:sz w:val="24"/>
+                          <w:szCs w:val="24"/>
+                        </w:rPr>
+                        <w:t xml:space="preserve"> </w:t>
+                      </w:r>
+                      <w:proofErr w:type="gramStart"/>
+                      <w:r>
+                        <w:rPr>
+                          <w:szCs w:val="28"/>
+                        </w:rPr>
+                        <w:t xml:space="preserve">{{ </w:t>
+                      </w:r>
+                      <w:proofErr w:type="spellStart"/>
+                      <w:r>
+                        <w:rPr>
+                          <w:szCs w:val="28"/>
+                        </w:rPr>
+                        <w:t>genel</w:t>
+                      </w:r>
+                      <w:proofErr w:type="gramEnd"/>
+                      <w:r>
+                        <w:rPr>
+                          <w:szCs w:val="28"/>
+                        </w:rPr>
+                        <w:t>_sozlesme_</w:t>
+                      </w:r>
+                      <w:proofErr w:type="gramStart"/>
+                      <w:r>
+                        <w:rPr>
+                          <w:szCs w:val="28"/>
+                        </w:rPr>
+                        <w:t>trh</w:t>
+                      </w:r>
+                      <w:proofErr w:type="spellEnd"/>
+                      <w:r>
+                        <w:rPr>
+                          <w:szCs w:val="28"/>
+                        </w:rPr>
+                        <w:t xml:space="preserve"> }</w:t>
+                      </w:r>
+                      <w:proofErr w:type="gramEnd"/>
+                      <w:r>
+                        <w:rPr>
+                          <w:szCs w:val="28"/>
+                        </w:rPr>
+                        <w:t>}</w:t>
+                      </w:r>
+                    </w:p>
+                    <w:p>
+                      <w:pPr>
+                        <w:tabs>
+                          <w:tab w:val="left" w:pos="1843"/>
+                        </w:tabs>
+                        <w:ind w:right="-121" w:firstLine="284"/>
+                      </w:pPr>
+                    </w:p>
+                  </w:txbxContent>
+                </v:textbox>
+              </v:shape>
+            </w:pict>
+          </mc:Fallback>
+        </mc:AlternateContent>
+      </w:r>
       <w:r>
         <w:rPr>
           <w:noProof/>
@@ -118,11 +519,7 @@
           </mc:Choice>
           <mc:Fallback>
             <w:pict>
-              <v:shapetype w14:anchorId="4786C8DE" id="_x0000_t202" coordsize="21600,21600" o:spt="202" path="m,l,21600r21600,l21600,xe">
-                <v:stroke joinstyle="miter"/>
-                <v:path gradientshapeok="t" o:connecttype="rect"/>
-              </v:shapetype>
-              <v:shape id="Metin Kutusu 2" o:spid="_x0000_s1026" type="#_x0000_t202" style="position:absolute;margin-left:211pt;margin-top:-46.7pt;width:185.9pt;height:110.6pt;z-index:-251645952;visibility:visible;mso-wrap-style:square;mso-width-percent:0;mso-height-percent:0;mso-wrap-distance-left:9pt;mso-wrap-distance-top:3.6pt;mso-wrap-distance-right:9pt;mso-wrap-distance-bottom:3.6pt;mso-position-horizontal:absolute;mso-position-horizontal-relative:text;mso-position-vertical:absolute;mso-position-vertical-relative:text;mso-width-percent:0;mso-height-percent:0;mso-width-relative:margin;mso-height-relative:margin;v-text-anchor:top" o:gfxdata="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" stroked="f">
+              <v:shape w14:anchorId="4786C8DE" id="_x0000_s1027" type="#_x0000_t202" style="position:absolute;margin-left:211pt;margin-top:-46.7pt;width:185.9pt;height:110.6pt;z-index:-251645952;visibility:visible;mso-wrap-style:square;mso-width-percent:0;mso-height-percent:0;mso-wrap-distance-left:9pt;mso-wrap-distance-top:3.6pt;mso-wrap-distance-right:9pt;mso-wrap-distance-bottom:3.6pt;mso-position-horizontal:absolute;mso-position-horizontal-relative:text;mso-position-vertical:absolute;mso-position-vertical-relative:text;mso-width-percent:0;mso-height-percent:0;mso-width-relative:margin;mso-height-relative:margin;v-text-anchor:top" o:gfxdata="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" stroked="f">
                 <v:textbox style="mso-fit-shape-to-text:t">
                   <w:txbxContent>
                     <w:p>
@@ -177,7 +574,7 @@
         <mc:AlternateContent>
           <mc:Choice Requires="wps">
             <w:drawing>
-              <wp:anchor distT="45720" distB="45720" distL="114300" distR="114300" simplePos="0" relativeHeight="251666432" behindDoc="1" locked="0" layoutInCell="1" allowOverlap="1" wp14:anchorId="4EFB6B4D" wp14:editId="0D04EDEA">
+              <wp:anchor distT="45720" distB="45720" distL="114300" distR="114300" simplePos="0" relativeHeight="251666432" behindDoc="1" locked="0" layoutInCell="1" allowOverlap="1" wp14:anchorId="4EFB6B4D" wp14:editId="24CE156F">
                 <wp:simplePos x="0" y="0"/>
                 <wp:positionH relativeFrom="column">
                   <wp:posOffset>4845050</wp:posOffset>
@@ -487,7 +884,7 @@
           </mc:Choice>
           <mc:Fallback>
             <w:pict>
-              <v:shape w14:anchorId="4EFB6B4D" id="_x0000_s1027" type="#_x0000_t202" style="position:absolute;margin-left:381.5pt;margin-top:-46.6pt;width:196pt;height:110.6pt;z-index:-251650048;visibility:visible;mso-wrap-style:square;mso-width-percent:0;mso-height-percent:200;mso-wrap-distance-left:9pt;mso-wrap-distance-top:3.6pt;mso-wrap-distance-right:9pt;mso-wrap-distance-bottom:3.6pt;mso-position-horizontal:absolute;mso-position-horizontal-relative:text;mso-position-vertical:absolute;mso-position-vertical-relative:text;mso-width-percent:0;mso-height-percent:200;mso-width-relative:margin;mso-height-relative:margin;v-text-anchor:top" o:gfxdata="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" stroked="f">
+              <v:shape w14:anchorId="4EFB6B4D" id="_x0000_s1028" type="#_x0000_t202" style="position:absolute;margin-left:381.5pt;margin-top:-46.6pt;width:196pt;height:110.6pt;z-index:-251650048;visibility:visible;mso-wrap-style:square;mso-width-percent:0;mso-height-percent:200;mso-wrap-distance-left:9pt;mso-wrap-distance-top:3.6pt;mso-wrap-distance-right:9pt;mso-wrap-distance-bottom:3.6pt;mso-position-horizontal:absolute;mso-position-horizontal-relative:text;mso-position-vertical:absolute;mso-position-vertical-relative:text;mso-width-percent:0;mso-height-percent:200;mso-width-relative:margin;mso-height-relative:margin;v-text-anchor:top" o:gfxdata="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" stroked="f">
                 <v:textbox style="mso-fit-shape-to-text:t">
                   <w:txbxContent>
                     <w:p>
@@ -747,403 +1144,6 @@
           </mc:Fallback>
         </mc:AlternateContent>
       </w:r>
-      <w:r>
-        <w:rPr>
-          <w:noProof/>
-        </w:rPr>
-        <mc:AlternateContent>
-          <mc:Choice Requires="wps">
-            <w:drawing>
-              <wp:anchor distT="45720" distB="45720" distL="114300" distR="114300" simplePos="0" relativeHeight="251668480" behindDoc="1" locked="0" layoutInCell="1" allowOverlap="1" wp14:anchorId="6D891D91" wp14:editId="1E6037D7">
-                <wp:simplePos x="0" y="0"/>
-                <wp:positionH relativeFrom="column">
-                  <wp:posOffset>-19050</wp:posOffset>
-                </wp:positionH>
-                <wp:positionV relativeFrom="paragraph">
-                  <wp:posOffset>-312420</wp:posOffset>
-                </wp:positionV>
-                <wp:extent cx="2851150" cy="780415"/>
-                <wp:effectExtent l="0" t="0" r="0" b="0"/>
-                <wp:wrapNone/>
-                <wp:docPr id="1724406421" name="Metin Kutusu 2"/>
-                <wp:cNvGraphicFramePr>
-                  <a:graphicFrameLocks xmlns:a="http://schemas.openxmlformats.org/drawingml/2006/main"/>
-                </wp:cNvGraphicFramePr>
-                <a:graphic xmlns:a="http://schemas.openxmlformats.org/drawingml/2006/main">
-                  <a:graphicData uri="http://schemas.microsoft.com/office/word/2010/wordprocessingShape">
-                    <wps:wsp>
-                      <wps:cNvSpPr txBox="1">
-                        <a:spLocks noChangeArrowheads="1"/>
-                      </wps:cNvSpPr>
-                      <wps:spPr bwMode="auto">
-                        <a:xfrm>
-                          <a:off x="0" y="0"/>
-                          <a:ext cx="2851150" cy="780415"/>
-                        </a:xfrm>
-                        <a:prstGeom prst="rect">
-                          <a:avLst/>
-                        </a:prstGeom>
-                        <a:solidFill>
-                          <a:srgbClr val="FFFFFF"/>
-                        </a:solidFill>
-                        <a:ln w="9525">
-                          <a:noFill/>
-                          <a:miter lim="800000"/>
-                          <a:headEnd/>
-                          <a:tailEnd/>
-                        </a:ln>
-                      </wps:spPr>
-                      <wps:txbx>
-                        <w:txbxContent>
-                          <w:p>
-                            <w:pPr>
-                              <w:spacing w:before="1" w:line="217" w:lineRule="exact"/>
-                              <w:ind w:right="-402"/>
-                              <w:rPr>
-                                <w:sz w:val="18"/>
-                              </w:rPr>
-                            </w:pPr>
-                            <w:r>
-                              <w:rPr>
-                                <w:sz w:val="18"/>
-                              </w:rPr>
-                              <w:t>Sözleşme</w:t>
-                            </w:r>
-                            <w:r>
-                              <w:rPr>
-                                <w:spacing w:val="-2"/>
-                                <w:sz w:val="18"/>
-                              </w:rPr>
-                              <w:t xml:space="preserve"> </w:t>
-                            </w:r>
-                            <w:r>
-                              <w:rPr>
-                                <w:sz w:val="18"/>
-                              </w:rPr>
-                              <w:t>No</w:t>
-                            </w:r>
-                            <w:r>
-                              <w:rPr>
-                                <w:sz w:val="18"/>
-                              </w:rPr>
-                              <w:tab/>
-                              <w:t>:</w:t>
-                            </w:r>
-                            <w:r>
-                              <w:t xml:space="preserve"> </w:t>
-                            </w:r>
-                            <w:proofErr w:type="gramStart"/>
-                            <w:r>
-                              <w:t xml:space="preserve">{{ </w:t>
-                            </w:r>
-                            <w:proofErr w:type="spellStart"/>
-                            <w:r>
-                              <w:t>genel</w:t>
-                            </w:r>
-                            <w:proofErr w:type="gramEnd"/>
-                            <w:r>
-                              <w:t>_sozlesme_</w:t>
-                            </w:r>
-                            <w:proofErr w:type="gramStart"/>
-                            <w:r>
-                              <w:t>no</w:t>
-                            </w:r>
-                            <w:proofErr w:type="spellEnd"/>
-                            <w:r>
-                              <w:t xml:space="preserve"> }</w:t>
-                            </w:r>
-                            <w:proofErr w:type="gramEnd"/>
-                            <w:r>
-                              <w:t>}</w:t>
-                            </w:r>
-                            <w:r>
-                              <w:rPr>
-                                <w:sz w:val="18"/>
-                              </w:rPr>
-                              <w:t xml:space="preserve">                                                         Sözleşme</w:t>
-                            </w:r>
-                            <w:r>
-                              <w:rPr>
-                                <w:spacing w:val="-4"/>
-                                <w:sz w:val="18"/>
-                              </w:rPr>
-                              <w:t xml:space="preserve"> </w:t>
-                            </w:r>
-                            <w:r>
-                              <w:rPr>
-                                <w:sz w:val="18"/>
-                              </w:rPr>
-                              <w:t>Başlangıç</w:t>
-                            </w:r>
-                            <w:r>
-                              <w:rPr>
-                                <w:spacing w:val="-3"/>
-                                <w:sz w:val="18"/>
-                              </w:rPr>
-                              <w:t xml:space="preserve"> </w:t>
-                            </w:r>
-                            <w:proofErr w:type="gramStart"/>
-                            <w:r>
-                              <w:rPr>
-                                <w:sz w:val="18"/>
-                              </w:rPr>
-                              <w:t xml:space="preserve">Tarihi  </w:t>
-                            </w:r>
-                            <w:r>
-                              <w:rPr>
-                                <w:sz w:val="20"/>
-                                <w:szCs w:val="24"/>
-                              </w:rPr>
-                              <w:t>:</w:t>
-                            </w:r>
-                            <w:proofErr w:type="gramEnd"/>
-                            <w:r>
-                              <w:rPr>
-                                <w:sz w:val="24"/>
-                                <w:szCs w:val="24"/>
-                              </w:rPr>
-                              <w:t xml:space="preserve"> </w:t>
-                            </w:r>
-                            <w:proofErr w:type="gramStart"/>
-                            <w:r>
-                              <w:rPr>
-                                <w:szCs w:val="28"/>
-                              </w:rPr>
-                              <w:t xml:space="preserve">{{ </w:t>
-                            </w:r>
-                            <w:proofErr w:type="spellStart"/>
-                            <w:r>
-                              <w:rPr>
-                                <w:szCs w:val="28"/>
-                              </w:rPr>
-                              <w:t>genel</w:t>
-                            </w:r>
-                            <w:proofErr w:type="gramEnd"/>
-                            <w:r>
-                              <w:rPr>
-                                <w:szCs w:val="28"/>
-                              </w:rPr>
-                              <w:t>_sozlesme_</w:t>
-                            </w:r>
-                            <w:proofErr w:type="gramStart"/>
-                            <w:r>
-                              <w:rPr>
-                                <w:szCs w:val="28"/>
-                              </w:rPr>
-                              <w:t>trh</w:t>
-                            </w:r>
-                            <w:proofErr w:type="spellEnd"/>
-                            <w:r>
-                              <w:rPr>
-                                <w:szCs w:val="28"/>
-                              </w:rPr>
-                              <w:t xml:space="preserve"> }</w:t>
-                            </w:r>
-                            <w:proofErr w:type="gramEnd"/>
-                            <w:r>
-                              <w:rPr>
-                                <w:szCs w:val="28"/>
-                              </w:rPr>
-                              <w:t>}</w:t>
-                            </w:r>
-                          </w:p>
-                          <w:p>
-                            <w:pPr>
-                              <w:tabs>
-                                <w:tab w:val="left" w:pos="1843"/>
-                              </w:tabs>
-                              <w:ind w:right="-121" w:firstLine="284"/>
-                            </w:pPr>
-                          </w:p>
-                        </w:txbxContent>
-                      </wps:txbx>
-                      <wps:bodyPr rot="0" vert="horz" wrap="square" lIns="91440" tIns="45720" rIns="91440" bIns="45720" anchor="t" anchorCtr="0">
-                        <a:noAutofit/>
-                      </wps:bodyPr>
-                    </wps:wsp>
-                  </a:graphicData>
-                </a:graphic>
-                <wp14:sizeRelH relativeFrom="margin">
-                  <wp14:pctWidth>0</wp14:pctWidth>
-                </wp14:sizeRelH>
-                <wp14:sizeRelV relativeFrom="margin">
-                  <wp14:pctHeight>0</wp14:pctHeight>
-                </wp14:sizeRelV>
-              </wp:anchor>
-            </w:drawing>
-          </mc:Choice>
-          <mc:Fallback>
-            <w:pict>
-              <v:shape w14:anchorId="6D891D91" id="_x0000_s1028" type="#_x0000_t202" style="position:absolute;margin-left:-1.5pt;margin-top:-24.6pt;width:224.5pt;height:61.45pt;z-index:-251648000;visibility:visible;mso-wrap-style:square;mso-width-percent:0;mso-height-percent:0;mso-wrap-distance-left:9pt;mso-wrap-distance-top:3.6pt;mso-wrap-distance-right:9pt;mso-wrap-distance-bottom:3.6pt;mso-position-horizontal:absolute;mso-position-horizontal-relative:text;mso-position-vertical:absolute;mso-position-vertical-relative:text;mso-width-percent:0;mso-height-percent:0;mso-width-relative:margin;mso-height-relative:margin;v-text-anchor:top" o:gfxdata="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" stroked="f">
-                <v:textbox>
-                  <w:txbxContent>
-                    <w:p>
-                      <w:pPr>
-                        <w:spacing w:before="1" w:line="217" w:lineRule="exact"/>
-                        <w:ind w:right="-402"/>
-                        <w:rPr>
-                          <w:sz w:val="18"/>
-                        </w:rPr>
-                      </w:pPr>
-                      <w:r>
-                        <w:rPr>
-                          <w:sz w:val="18"/>
-                        </w:rPr>
-                        <w:t>Sözleşme</w:t>
-                      </w:r>
-                      <w:r>
-                        <w:rPr>
-                          <w:spacing w:val="-2"/>
-                          <w:sz w:val="18"/>
-                        </w:rPr>
-                        <w:t xml:space="preserve"> </w:t>
-                      </w:r>
-                      <w:r>
-                        <w:rPr>
-                          <w:sz w:val="18"/>
-                        </w:rPr>
-                        <w:t>No</w:t>
-                      </w:r>
-                      <w:r>
-                        <w:rPr>
-                          <w:sz w:val="18"/>
-                        </w:rPr>
-                        <w:tab/>
-                        <w:t>:</w:t>
-                      </w:r>
-                      <w:r>
-                        <w:t xml:space="preserve"> </w:t>
-                      </w:r>
-                      <w:proofErr w:type="gramStart"/>
-                      <w:r>
-                        <w:t xml:space="preserve">{{ </w:t>
-                      </w:r>
-                      <w:proofErr w:type="spellStart"/>
-                      <w:r>
-                        <w:t>genel</w:t>
-                      </w:r>
-                      <w:proofErr w:type="gramEnd"/>
-                      <w:r>
-                        <w:t>_sozlesme_</w:t>
-                      </w:r>
-                      <w:proofErr w:type="gramStart"/>
-                      <w:r>
-                        <w:t>no</w:t>
-                      </w:r>
-                      <w:proofErr w:type="spellEnd"/>
-                      <w:r>
-                        <w:t xml:space="preserve"> }</w:t>
-                      </w:r>
-                      <w:proofErr w:type="gramEnd"/>
-                      <w:r>
-                        <w:t>}</w:t>
-                      </w:r>
-                      <w:r>
-                        <w:rPr>
-                          <w:sz w:val="18"/>
-                        </w:rPr>
-                        <w:t xml:space="preserve">                                                         Sözleşme</w:t>
-                      </w:r>
-                      <w:r>
-                        <w:rPr>
-                          <w:spacing w:val="-4"/>
-                          <w:sz w:val="18"/>
-                        </w:rPr>
-                        <w:t xml:space="preserve"> </w:t>
-                      </w:r>
-                      <w:r>
-                        <w:rPr>
-                          <w:sz w:val="18"/>
-                        </w:rPr>
-                        <w:t>Başlangıç</w:t>
-                      </w:r>
-                      <w:r>
-                        <w:rPr>
-                          <w:spacing w:val="-3"/>
-                          <w:sz w:val="18"/>
-                        </w:rPr>
-                        <w:t xml:space="preserve"> </w:t>
-                      </w:r>
-                      <w:proofErr w:type="gramStart"/>
-                      <w:r>
-                        <w:rPr>
-                          <w:sz w:val="18"/>
-                        </w:rPr>
-                        <w:t xml:space="preserve">Tarihi  </w:t>
-                      </w:r>
-                      <w:r>
-                        <w:rPr>
-                          <w:sz w:val="20"/>
-                          <w:szCs w:val="24"/>
-                        </w:rPr>
-                        <w:t>:</w:t>
-                      </w:r>
-                      <w:proofErr w:type="gramEnd"/>
-                      <w:r>
-                        <w:rPr>
-                          <w:sz w:val="24"/>
-                          <w:szCs w:val="24"/>
-                        </w:rPr>
-                        <w:t xml:space="preserve"> </w:t>
-                      </w:r>
-                      <w:proofErr w:type="gramStart"/>
-                      <w:r>
-                        <w:rPr>
-                          <w:szCs w:val="28"/>
-                        </w:rPr>
-                        <w:t xml:space="preserve">{{ </w:t>
-                      </w:r>
-                      <w:proofErr w:type="spellStart"/>
-                      <w:r>
-                        <w:rPr>
-                          <w:szCs w:val="28"/>
-                        </w:rPr>
-                        <w:t>genel</w:t>
-                      </w:r>
-                      <w:proofErr w:type="gramEnd"/>
-                      <w:r>
-                        <w:rPr>
-                          <w:szCs w:val="28"/>
-                        </w:rPr>
-                        <w:t>_sozlesme_</w:t>
-                      </w:r>
-                      <w:proofErr w:type="gramStart"/>
-                      <w:r>
-                        <w:rPr>
-                          <w:szCs w:val="28"/>
-                        </w:rPr>
-                        <w:t>trh</w:t>
-                      </w:r>
-                      <w:proofErr w:type="spellEnd"/>
-                      <w:r>
-                        <w:rPr>
-                          <w:szCs w:val="28"/>
-                        </w:rPr>
-                        <w:t xml:space="preserve"> }</w:t>
-                      </w:r>
-                      <w:proofErr w:type="gramEnd"/>
-                      <w:r>
-                        <w:rPr>
-                          <w:szCs w:val="28"/>
-                        </w:rPr>
-                        <w:t>}</w:t>
-                      </w:r>
-                    </w:p>
-                    <w:p>
-                      <w:pPr>
-                        <w:tabs>
-                          <w:tab w:val="left" w:pos="1843"/>
-                        </w:tabs>
-                        <w:ind w:right="-121" w:firstLine="284"/>
-                      </w:pPr>
-                    </w:p>
-                  </w:txbxContent>
-                </v:textbox>
-              </v:shape>
-            </w:pict>
-          </mc:Fallback>
-        </mc:AlternateContent>
-      </w:r>
     </w:p>
     <w:p>
       <w:pPr>
@@ -1531,13 +1531,6 @@
                 <w:b/>
                 <w:sz w:val="16"/>
               </w:rPr>
-              <w:t xml:space="preserve"> </w:t>
-            </w:r>
-            <w:r>
-              <w:rPr>
-                <w:b/>
-                <w:sz w:val="16"/>
-              </w:rPr>
               <w:t>V</w:t>
             </w:r>
             <w:r>
@@ -1559,16 +1552,14 @@
             <w:r>
               <w:rPr>
                 <w:b/>
-                <w:sz w:val="18"/>
-                <w:szCs w:val="24"/>
+                <w:sz w:val="16"/>
               </w:rPr>
               <w:t>N</w:t>
             </w:r>
             <w:r>
               <w:rPr>
                 <w:b/>
-                <w:sz w:val="18"/>
-                <w:szCs w:val="24"/>
+                <w:sz w:val="16"/>
               </w:rPr>
               <w:t>O</w:t>
             </w:r>
@@ -1730,24 +1721,12 @@
               <w:rPr>
                 <w:b/>
                 <w:bCs/>
+                <w:sz w:val="16"/>
+                <w:szCs w:val="16"/>
               </w:rPr>
               <w:t xml:space="preserve">  </w:t>
             </w:r>
             <w:proofErr w:type="gramStart"/>
-            <w:r>
-              <w:rPr>
-                <w:b/>
-                <w:bCs/>
-              </w:rPr>
-              <w:t>E</w:t>
-            </w:r>
-            <w:r>
-              <w:rPr>
-                <w:b/>
-                <w:bCs/>
-              </w:rPr>
-              <w:t>-</w:t>
-            </w:r>
             <w:r>
               <w:rPr>
                 <w:b/>
@@ -1755,7 +1734,7 @@
                 <w:sz w:val="16"/>
                 <w:szCs w:val="16"/>
               </w:rPr>
-              <w:t>mail</w:t>
+              <w:t>E-mail</w:t>
             </w:r>
             <w:r>
               <w:rPr>
@@ -1765,6 +1744,9 @@
               <w:t xml:space="preserve"> :</w:t>
             </w:r>
             <w:proofErr w:type="gramEnd"/>
+            <w:r>
+              <w:t xml:space="preserve"> </w:t>
+            </w:r>
             <w:r>
               <w:t xml:space="preserve"> </w:t>
             </w:r>
@@ -3134,39 +3116,25 @@
           <w:spacing w:val="-1"/>
           <w:sz w:val="14"/>
         </w:rPr>
-        <w:t>PS202</w:t>
-      </w:r>
+        <w:t>{{</w:t>
+      </w:r>
+      <w:proofErr w:type="spellStart"/>
       <w:r>
         <w:rPr>
           <w:b/>
           <w:spacing w:val="-1"/>
           <w:sz w:val="14"/>
         </w:rPr>
-        <w:t>4</w:t>
-      </w:r>
+        <w:t>genel_sozlesme_no</w:t>
+      </w:r>
+      <w:proofErr w:type="spellEnd"/>
       <w:r>
         <w:rPr>
           <w:b/>
           <w:spacing w:val="-1"/>
           <w:sz w:val="14"/>
         </w:rPr>
-        <w:t>0</w:t>
-      </w:r>
-      <w:r>
-        <w:rPr>
-          <w:b/>
-          <w:spacing w:val="-1"/>
-          <w:sz w:val="14"/>
-        </w:rPr>
-        <w:t>XX</w:t>
-      </w:r>
-      <w:r>
-        <w:rPr>
-          <w:b/>
-          <w:spacing w:val="-1"/>
-          <w:sz w:val="14"/>
-        </w:rPr>
-        <w:t xml:space="preserve"> </w:t>
+        <w:t xml:space="preserve">}} </w:t>
       </w:r>
       <w:proofErr w:type="spellStart"/>
       <w:r>
@@ -7945,7 +7913,7 @@
           <w:tcPr>
             <w:tcW w:w="1062" w:type="dxa"/>
             <w:tcBorders>
-              <w:bottom w:val="nil"/>
+              <w:bottom w:val="single" w:sz="4" w:space="0" w:color="000000"/>
               <w:right w:val="nil"/>
             </w:tcBorders>
           </w:tcPr>
@@ -7972,7 +7940,7 @@
             <w:tcW w:w="2428" w:type="dxa"/>
             <w:tcBorders>
               <w:left w:val="nil"/>
-              <w:bottom w:val="nil"/>
+              <w:bottom w:val="single" w:sz="4" w:space="0" w:color="000000"/>
               <w:right w:val="nil"/>
             </w:tcBorders>
           </w:tcPr>
@@ -8018,7 +7986,7 @@
             <w:tcW w:w="1978" w:type="dxa"/>
             <w:tcBorders>
               <w:left w:val="nil"/>
-              <w:bottom w:val="nil"/>
+              <w:bottom w:val="single" w:sz="4" w:space="0" w:color="000000"/>
             </w:tcBorders>
           </w:tcPr>
           <w:p>
@@ -8055,7 +8023,7 @@
           <w:tcPr>
             <w:tcW w:w="3319" w:type="dxa"/>
             <w:tcBorders>
-              <w:bottom w:val="nil"/>
+              <w:bottom w:val="single" w:sz="4" w:space="0" w:color="000000"/>
             </w:tcBorders>
           </w:tcPr>
           <w:p>
@@ -8187,7 +8155,7 @@
           <w:tcPr>
             <w:tcW w:w="2402" w:type="dxa"/>
             <w:tcBorders>
-              <w:bottom w:val="nil"/>
+              <w:bottom w:val="single" w:sz="4" w:space="0" w:color="000000"/>
             </w:tcBorders>
           </w:tcPr>
           <w:p>
@@ -8206,6 +8174,13 @@
                 <w:sz w:val="16"/>
               </w:rPr>
               <w:t xml:space="preserve">  </w:t>
+            </w:r>
+            <w:r>
+              <w:rPr>
+                <w:b/>
+                <w:sz w:val="16"/>
+              </w:rPr>
+              <w:t xml:space="preserve">           </w:t>
             </w:r>
             <w:proofErr w:type="gramStart"/>
             <w:r>
@@ -8234,6 +8209,9 @@
           <w:tcPr>
             <w:tcW w:w="5468" w:type="dxa"/>
             <w:gridSpan w:val="3"/>
+            <w:tcBorders>
+              <w:right w:val="nil"/>
+            </w:tcBorders>
           </w:tcPr>
           <w:p>
             <w:pPr>
@@ -8259,12 +8237,59 @@
               </w:rPr>
               <w:t xml:space="preserve"> </w:t>
             </w:r>
+            <w:proofErr w:type="gramStart"/>
             <w:r>
               <w:rPr>
                 <w:b/>
                 <w:sz w:val="18"/>
               </w:rPr>
               <w:t>BİLGİLERİ</w:t>
+            </w:r>
+            <w:r>
+              <w:rPr>
+                <w:b/>
+                <w:sz w:val="18"/>
+              </w:rPr>
+              <w:t xml:space="preserve"> :</w:t>
+            </w:r>
+            <w:proofErr w:type="gramEnd"/>
+            <w:r>
+              <w:rPr>
+                <w:sz w:val="16"/>
+              </w:rPr>
+              <w:t xml:space="preserve"> </w:t>
+            </w:r>
+            <w:r>
+              <w:rPr>
+                <w:sz w:val="16"/>
+              </w:rPr>
+              <w:t>FATURA</w:t>
+            </w:r>
+            <w:r>
+              <w:rPr>
+                <w:spacing w:val="-8"/>
+                <w:sz w:val="16"/>
+              </w:rPr>
+              <w:t xml:space="preserve"> </w:t>
+            </w:r>
+            <w:r>
+              <w:rPr>
+                <w:sz w:val="16"/>
+              </w:rPr>
+              <w:t>TARİHİNDE Nakit</w:t>
+            </w:r>
+            <w:r>
+              <w:rPr>
+                <w:spacing w:val="-6"/>
+                <w:sz w:val="16"/>
+              </w:rPr>
+              <w:t xml:space="preserve"> </w:t>
+            </w:r>
+            <w:r>
+              <w:rPr>
+                <w:sz w:val="16"/>
+              </w:rPr>
+              <w:t>ÖDENECEKTİR.</w:t>
             </w:r>
           </w:p>
         </w:tc>
@@ -8272,48 +8297,19 @@
           <w:tcPr>
             <w:tcW w:w="5721" w:type="dxa"/>
             <w:gridSpan w:val="2"/>
+            <w:tcBorders>
+              <w:left w:val="nil"/>
+            </w:tcBorders>
           </w:tcPr>
           <w:p>
             <w:pPr>
               <w:pStyle w:val="TableParagraph"/>
               <w:spacing w:line="192" w:lineRule="exact"/>
-              <w:ind w:left="106"/>
+              <w:ind w:left="0"/>
               <w:rPr>
                 <w:sz w:val="16"/>
               </w:rPr>
             </w:pPr>
-            <w:r>
-              <w:rPr>
-                <w:sz w:val="16"/>
-              </w:rPr>
-              <w:t>FATURA</w:t>
-            </w:r>
-            <w:r>
-              <w:rPr>
-                <w:spacing w:val="-8"/>
-                <w:sz w:val="16"/>
-              </w:rPr>
-              <w:t xml:space="preserve"> </w:t>
-            </w:r>
-            <w:r>
-              <w:rPr>
-                <w:sz w:val="16"/>
-              </w:rPr>
-              <w:t>TARİHİNDE</w:t>
-            </w:r>
-            <w:r>
-              <w:rPr>
-                <w:spacing w:val="-6"/>
-                <w:sz w:val="16"/>
-              </w:rPr>
-              <w:t xml:space="preserve"> </w:t>
-            </w:r>
-            <w:r>
-              <w:rPr>
-                <w:sz w:val="16"/>
-              </w:rPr>
-              <w:t>ÖDENECEKTİR.</w:t>
-            </w:r>
           </w:p>
         </w:tc>
       </w:tr>
@@ -8325,6 +8321,9 @@
           <w:tcPr>
             <w:tcW w:w="5468" w:type="dxa"/>
             <w:gridSpan w:val="3"/>
+            <w:tcBorders>
+              <w:right w:val="nil"/>
+            </w:tcBorders>
           </w:tcPr>
           <w:p>
             <w:pPr>
@@ -8342,12 +8341,31 @@
               </w:rPr>
               <w:t>AÇIKLAMA</w:t>
             </w:r>
+            <w:r>
+              <w:rPr>
+                <w:b/>
+                <w:sz w:val="18"/>
+              </w:rPr>
+              <w:t xml:space="preserve">           </w:t>
+            </w:r>
+            <w:proofErr w:type="gramStart"/>
+            <w:r>
+              <w:rPr>
+                <w:b/>
+                <w:sz w:val="18"/>
+              </w:rPr>
+              <w:t xml:space="preserve">  :</w:t>
+            </w:r>
+            <w:proofErr w:type="gramEnd"/>
           </w:p>
         </w:tc>
         <w:tc>
           <w:tcPr>
             <w:tcW w:w="5721" w:type="dxa"/>
             <w:gridSpan w:val="2"/>
+            <w:tcBorders>
+              <w:left w:val="nil"/>
+            </w:tcBorders>
           </w:tcPr>
           <w:p>
             <w:pPr>
